--- a/benchmarks/datasets/seed-cases-v1/_source/task02/task02_case4.docx
+++ b/benchmarks/datasets/seed-cases-v1/_source/task02/task02_case4.docx
@@ -59,7 +59,7 @@
           <w:sz w:val="22"/>
           <w:szCs w:val="22"/>
         </w:rPr>
-        <w:t xml:space="preserve">公司全称：XX电力集团有限公司；统一社会信用代码：91000XXXXXXXXXX；法定代表人：赵某；所属行业：电力供应。</w:t>
+        <w:t>公司全称：鼎新电力集团有限公司；统一社会信用代码：91000XXXXXXXXXX；法定代表人：赵某；所属行业：电力供应。</w:t>
       </w:r>
     </w:p>
     <w:p>
@@ -227,7 +227,7 @@
           <w:sz w:val="22"/>
           <w:szCs w:val="22"/>
         </w:rPr>
-        <w:t xml:space="preserve">基本情况：XX Power Group AG（瑞士），同集团母公司。处理目的：全球电网运营分析和调度优化。安全能力：通过ISO 27001认证，具备电力行业运营经验。</w:t>
+        <w:t>基本情况：Dingxin Power Group AG（瑞士），同集团母公司。处理目的：全球电网运营分析和调度优化。安全能力：通过ISO 27001认证，具备电力行业运营经验。</w:t>
       </w:r>
     </w:p>
     <w:p>
@@ -425,20 +425,20 @@
           <w:sz w:val="22"/>
           <w:szCs w:val="22"/>
         </w:rPr>
-        <w:t xml:space="preserve">（一）数据处理者基本情况：XX电力集团有限公司，所属行业为电力供应，属于关键信息基础设施运营者（CIIO）。依据《关键信息基础设施安全保护条例》，电力行业属于CIIO保护范围。</w:t>
-      </w:r>
-    </w:p>
-    <w:p>
-      <w:pPr>
-        <w:spacing w:after="60" w:before="60"/>
-      </w:pPr>
-      <w:r>
-        <w:rPr>
-          <w:rFonts w:ascii="Arial" w:eastAsia="Microsoft YaHei" w:hAnsi="Arial"/>
-          <w:sz w:val="22"/>
-          <w:szCs w:val="22"/>
-        </w:rPr>
-        <w:t xml:space="preserve">（二）数据出境业务情况：电网运行数据传至瑞士总部（XX Power Group AG），用于全球电网运营分析和调度优化。每日批量传输，自2023年6月起长期持续。</w:t>
+        <w:t>（一）数据处理者基本情况：鼎新电力集团有限公司，所属行业为电力供应，属于关键信息基础设施运营者（CIIO）。依据《关键信息基础设施安全保护条例》，电力行业属于CIIO保护范围。</w:t>
+      </w:r>
+    </w:p>
+    <w:p>
+      <w:pPr>
+        <w:spacing w:after="60" w:before="60"/>
+      </w:pPr>
+      <w:r>
+        <w:rPr>
+          <w:rFonts w:ascii="Arial" w:eastAsia="Microsoft YaHei" w:hAnsi="Arial"/>
+          <w:sz w:val="22"/>
+          <w:szCs w:val="22"/>
+        </w:rPr>
+        <w:t>（二）数据出境业务情况：电网运行数据传至瑞士总部（Dingxin Power Group AG），用于全球电网运营分析和调度优化。每日批量传输，自2023年6月起长期持续。</w:t>
       </w:r>
     </w:p>
     <w:p>
@@ -477,7 +477,7 @@
           <w:sz w:val="22"/>
           <w:szCs w:val="22"/>
         </w:rPr>
-        <w:t xml:space="preserve">（五）境外接收方情况：XX Power Group AG（瑞士），同集团母公司，通过ISO 27001认证。</w:t>
+        <w:t>（五）境外接收方情况：Dingxin Power Group AG（瑞士），同集团母公司，通过ISO 27001认证。</w:t>
       </w:r>
     </w:p>
     <w:p>
